--- a/skills/markdown-export/templates/reference-gothic.docx
+++ b/skills/markdown-export/templates/reference-gothic.docx
@@ -460,7 +460,7 @@
       <w:pgSz w:w="11906" w:h="16838"/>
       <w:pgMar w:top="1417" w:right="1417" w:bottom="1417" w:left="1417" w:header="851" w:footer="992" w:gutter="0"/>
       <w:cols w:space="425"/>
-      <w:docGrid w:type="lines" w:linePitch="360"/>
+      <w:docGrid w:type="default"/>
     </w:sectPr>
   </w:body>
 </w:document>
@@ -965,7 +965,11 @@
         <w14:ligatures w14:val="standardContextual"/>
       </w:rPr>
     </w:rPrDefault>
-    <w:pPrDefault/>
+    <w:pPrDefault>
+      <w:pPr>
+        <w:spacing w:line="276" w:lineRule="auto"/>
+      </w:pPr>
+    </w:pPrDefault>
   </w:docDefaults>
   <w:latentStyles w:defLockedState="0" w:defUIPriority="99" w:defSemiHidden="0" w:defUnhideWhenUsed="0" w:defQFormat="0" w:count="376">
     <w:lsdException w:name="Normal" w:uiPriority="0" w:qFormat="1"/>
